--- a/briefings/线口监测午报-2026-08-20.docx
+++ b/briefings/线口监测午报-2026-08-20.docx
@@ -22,7 +22,7 @@
           <w:color w:val="888888"/>
           <w:sz w:val="18"/>
         </w:rPr>
-        <w:t>监测窗口:近48小时 | 生成时间:2026-08-20 17:07</w:t>
+        <w:t>监测窗口:近48小时 | 生成时间:2026-08-20 17:54</w:t>
       </w:r>
     </w:p>
     <w:p>
@@ -70,6 +70,57 @@
           <w:color w:val="888888"/>
           <w:sz w:val="24"/>
         </w:rPr>
+        <w:t>Don't Paste the AI, please</w:t>
+      </w:r>
+    </w:p>
+    <w:p>
+      <w:r>
+        <w:rPr>
+          <w:rFonts w:ascii="Times New Roman" w:hAnsi="Times New Roman" w:eastAsia="宋体"/>
+          <w:color w:val="888888"/>
+          <w:sz w:val="18"/>
+        </w:rPr>
+        <w:t>来源:Hacker News | 时间:08-20 16:20</w:t>
+      </w:r>
+    </w:p>
+    <w:p>
+      <w:r>
+        <w:rPr>
+          <w:rFonts w:ascii="Times New Roman" w:hAnsi="Times New Roman" w:eastAsia="宋体"/>
+          <w:sz w:val="18"/>
+        </w:rPr>
+        <w:t>链接:</w:t>
+      </w:r>
+      <w:hyperlink r:id="rId9">
+        <w:r>
+          <w:rPr>
+            <w:color w:val="0563C1"/>
+            <w:u w:val="single"/>
+          </w:rPr>
+          <w:t>Don't Paste the AI, please</w:t>
+        </w:r>
+      </w:hyperlink>
+    </w:p>
+    <w:p>
+      <w:pPr>
+        <w:pStyle w:val="Heading3"/>
+      </w:pPr>
+      <w:r>
+        <w:rPr>
+          <w:rFonts w:ascii="Times New Roman" w:hAnsi="Times New Roman" w:eastAsia="黑体"/>
+          <w:b w:val="0"/>
+          <w:color w:val="888888"/>
+          <w:sz w:val="24"/>
+        </w:rPr>
+        <w:t>【C级·参考】</w:t>
+      </w:r>
+      <w:r>
+        <w:rPr>
+          <w:rFonts w:ascii="Times New Roman" w:hAnsi="Times New Roman" w:eastAsia="黑体"/>
+          <w:b w:val="0"/>
+          <w:color w:val="888888"/>
+          <w:sz w:val="24"/>
+        </w:rPr>
         <w:t>绿联海外推出新款带屏 Qi2 无线充电基座：内置散热风扇、可同时充 iPhone / AirPods，79.99 美元</w:t>
       </w:r>
     </w:p>
@@ -91,7 +142,7 @@
         </w:rPr>
         <w:t>链接:</w:t>
       </w:r>
-      <w:hyperlink r:id="rId9">
+      <w:hyperlink r:id="rId10">
         <w:r>
           <w:rPr>
             <w:color w:val="0563C1"/>
@@ -142,7 +193,7 @@
         </w:rPr>
         <w:t>链接:</w:t>
       </w:r>
-      <w:hyperlink r:id="rId10">
+      <w:hyperlink r:id="rId11">
         <w:r>
           <w:rPr>
             <w:color w:val="0563C1"/>
@@ -193,7 +244,7 @@
         </w:rPr>
         <w:t>链接:</w:t>
       </w:r>
-      <w:hyperlink r:id="rId11">
+      <w:hyperlink r:id="rId12">
         <w:r>
           <w:rPr>
             <w:color w:val="0563C1"/>
@@ -244,7 +295,7 @@
         </w:rPr>
         <w:t>链接:</w:t>
       </w:r>
-      <w:hyperlink r:id="rId12">
+      <w:hyperlink r:id="rId13">
         <w:r>
           <w:rPr>
             <w:color w:val="0563C1"/>
@@ -295,115 +346,13 @@
         </w:rPr>
         <w:t>链接:</w:t>
       </w:r>
-      <w:hyperlink r:id="rId13">
+      <w:hyperlink r:id="rId14">
         <w:r>
           <w:rPr>
             <w:color w:val="0563C1"/>
             <w:u w:val="single"/>
           </w:rPr>
           <w:t>Waymo 将 Gemini AI 助手整合进 Ojai 自动驾驶出租车，可语音调温度、查周边</w:t>
-        </w:r>
-      </w:hyperlink>
-    </w:p>
-    <w:p>
-      <w:pPr>
-        <w:pStyle w:val="Heading3"/>
-      </w:pPr>
-      <w:r>
-        <w:rPr>
-          <w:rFonts w:ascii="Times New Roman" w:hAnsi="Times New Roman" w:eastAsia="黑体"/>
-          <w:b w:val="0"/>
-          <w:color w:val="888888"/>
-          <w:sz w:val="24"/>
-        </w:rPr>
-        <w:t>【C级·参考】</w:t>
-      </w:r>
-      <w:r>
-        <w:rPr>
-          <w:rFonts w:ascii="Times New Roman" w:hAnsi="Times New Roman" w:eastAsia="黑体"/>
-          <w:b w:val="0"/>
-          <w:color w:val="888888"/>
-          <w:sz w:val="24"/>
-        </w:rPr>
-        <w:t>微软承认 Win11 安装 KB5121003 之后导致《ARC Raiders》等部分游戏闪退或无法运行，正在调查问题根源</w:t>
-      </w:r>
-    </w:p>
-    <w:p>
-      <w:r>
-        <w:rPr>
-          <w:rFonts w:ascii="Times New Roman" w:hAnsi="Times New Roman" w:eastAsia="宋体"/>
-          <w:color w:val="888888"/>
-          <w:sz w:val="18"/>
-        </w:rPr>
-        <w:t>来源:IT之家 | 时间:08-20 14:56</w:t>
-      </w:r>
-    </w:p>
-    <w:p>
-      <w:r>
-        <w:rPr>
-          <w:rFonts w:ascii="Times New Roman" w:hAnsi="Times New Roman" w:eastAsia="宋体"/>
-          <w:sz w:val="18"/>
-        </w:rPr>
-        <w:t>链接:</w:t>
-      </w:r>
-      <w:hyperlink r:id="rId14">
-        <w:r>
-          <w:rPr>
-            <w:color w:val="0563C1"/>
-            <w:u w:val="single"/>
-          </w:rPr>
-          <w:t>微软承认 Win11 安装 KB5121003 之后导致《ARC Raiders》等部分游戏闪退或无法运行，正在调查问题根源</w:t>
-        </w:r>
-      </w:hyperlink>
-    </w:p>
-    <w:p>
-      <w:pPr>
-        <w:pStyle w:val="Heading3"/>
-      </w:pPr>
-      <w:r>
-        <w:rPr>
-          <w:rFonts w:ascii="Times New Roman" w:hAnsi="Times New Roman" w:eastAsia="黑体"/>
-          <w:b w:val="0"/>
-          <w:color w:val="888888"/>
-          <w:sz w:val="24"/>
-        </w:rPr>
-        <w:t>【C级·参考】</w:t>
-      </w:r>
-      <w:r>
-        <w:rPr>
-          <w:rFonts w:ascii="Times New Roman" w:hAnsi="Times New Roman" w:eastAsia="黑体"/>
-          <w:b w:val="0"/>
-          <w:color w:val="888888"/>
-          <w:sz w:val="24"/>
-        </w:rPr>
-        <w:t>AI智能眼镜出货量暴涨776% VR头显市场遭遇暴跌</w:t>
-      </w:r>
-    </w:p>
-    <w:p>
-      <w:r>
-        <w:rPr>
-          <w:rFonts w:ascii="Times New Roman" w:hAnsi="Times New Roman" w:eastAsia="宋体"/>
-          <w:color w:val="888888"/>
-          <w:sz w:val="18"/>
-        </w:rPr>
-        <w:t>来源:Bing新闻 | 时间:08-20 04:09</w:t>
-      </w:r>
-    </w:p>
-    <w:p>
-      <w:r>
-        <w:rPr>
-          <w:rFonts w:ascii="Times New Roman" w:hAnsi="Times New Roman" w:eastAsia="宋体"/>
-          <w:sz w:val="18"/>
-        </w:rPr>
-        <w:t>链接:</w:t>
-      </w:r>
-      <w:hyperlink r:id="rId15">
-        <w:r>
-          <w:rPr>
-            <w:color w:val="0563C1"/>
-            <w:u w:val="single"/>
-          </w:rPr>
-          <w:t>AI智能眼镜出货量暴涨776% VR头显市场遭遇暴跌</w:t>
         </w:r>
       </w:hyperlink>
     </w:p>
@@ -448,7 +397,7 @@
         </w:rPr>
         <w:t>链接:</w:t>
       </w:r>
-      <w:hyperlink r:id="rId16">
+      <w:hyperlink r:id="rId15">
         <w:r>
           <w:rPr>
             <w:color w:val="0563C1"/>
@@ -499,7 +448,7 @@
         </w:rPr>
         <w:t>链接:</w:t>
       </w:r>
-      <w:hyperlink r:id="rId17">
+      <w:hyperlink r:id="rId16">
         <w:r>
           <w:rPr>
             <w:color w:val="0563C1"/>
@@ -550,7 +499,7 @@
         </w:rPr>
         <w:t>链接:</w:t>
       </w:r>
-      <w:hyperlink r:id="rId18">
+      <w:hyperlink r:id="rId17">
         <w:r>
           <w:rPr>
             <w:color w:val="0563C1"/>
@@ -601,7 +550,7 @@
         </w:rPr>
         <w:t>链接:</w:t>
       </w:r>
-      <w:hyperlink r:id="rId19">
+      <w:hyperlink r:id="rId18">
         <w:r>
           <w:rPr>
             <w:color w:val="0563C1"/>
@@ -652,13 +601,64 @@
         </w:rPr>
         <w:t>链接:</w:t>
       </w:r>
+      <w:hyperlink r:id="rId19">
+        <w:r>
+          <w:rPr>
+            <w:color w:val="0563C1"/>
+            <w:u w:val="single"/>
+          </w:rPr>
+          <w:t>Air Theremin – A browser theremin you play by waving at your webcam</w:t>
+        </w:r>
+      </w:hyperlink>
+    </w:p>
+    <w:p>
+      <w:pPr>
+        <w:pStyle w:val="Heading3"/>
+      </w:pPr>
+      <w:r>
+        <w:rPr>
+          <w:rFonts w:ascii="Times New Roman" w:hAnsi="Times New Roman" w:eastAsia="黑体"/>
+          <w:b w:val="0"/>
+          <w:color w:val="888888"/>
+          <w:sz w:val="24"/>
+        </w:rPr>
+        <w:t>【C级·参考】</w:t>
+      </w:r>
+      <w:r>
+        <w:rPr>
+          <w:rFonts w:ascii="Times New Roman" w:hAnsi="Times New Roman" w:eastAsia="黑体"/>
+          <w:b w:val="0"/>
+          <w:color w:val="888888"/>
+          <w:sz w:val="24"/>
+        </w:rPr>
+        <w:t>雷鸟iO干掉了摄像头与扬声器，聊聊AI眼镜「做减法」的得与失</w:t>
+      </w:r>
+    </w:p>
+    <w:p>
+      <w:r>
+        <w:rPr>
+          <w:rFonts w:ascii="Times New Roman" w:hAnsi="Times New Roman" w:eastAsia="宋体"/>
+          <w:color w:val="888888"/>
+          <w:sz w:val="18"/>
+        </w:rPr>
+        <w:t>来源:Bing新闻 | 时间:08-19 15:10</w:t>
+      </w:r>
+    </w:p>
+    <w:p>
+      <w:r>
+        <w:rPr>
+          <w:rFonts w:ascii="Times New Roman" w:hAnsi="Times New Roman" w:eastAsia="宋体"/>
+          <w:sz w:val="18"/>
+        </w:rPr>
+        <w:t>链接:</w:t>
+      </w:r>
       <w:hyperlink r:id="rId20">
         <w:r>
           <w:rPr>
             <w:color w:val="0563C1"/>
             <w:u w:val="single"/>
           </w:rPr>
-          <w:t>Air Theremin – A browser theremin you play by waving at your webcam</w:t>
+          <w:t>雷鸟iO干掉了摄像头与扬声器，聊聊AI眼镜「做减法」的得与失</w:t>
         </w:r>
       </w:hyperlink>
     </w:p>
@@ -990,6 +990,108 @@
           <w:color w:val="888888"/>
           <w:sz w:val="24"/>
         </w:rPr>
+        <w:t>拜雅发布 MMX 100 wireless、MMX 130 wireless 头戴游戏耳机</w:t>
+      </w:r>
+    </w:p>
+    <w:p>
+      <w:r>
+        <w:rPr>
+          <w:rFonts w:ascii="Times New Roman" w:hAnsi="Times New Roman" w:eastAsia="宋体"/>
+          <w:color w:val="888888"/>
+          <w:sz w:val="18"/>
+        </w:rPr>
+        <w:t>来源:IT之家 | 时间:08-20 17:13</w:t>
+      </w:r>
+    </w:p>
+    <w:p>
+      <w:r>
+        <w:rPr>
+          <w:rFonts w:ascii="Times New Roman" w:hAnsi="Times New Roman" w:eastAsia="宋体"/>
+          <w:sz w:val="18"/>
+        </w:rPr>
+        <w:t>链接:</w:t>
+      </w:r>
+      <w:hyperlink r:id="rId26">
+        <w:r>
+          <w:rPr>
+            <w:color w:val="0563C1"/>
+            <w:u w:val="single"/>
+          </w:rPr>
+          <w:t>拜雅发布 MMX 100 wireless、MMX 130 wireless 头戴游戏耳机</w:t>
+        </w:r>
+      </w:hyperlink>
+    </w:p>
+    <w:p>
+      <w:pPr>
+        <w:pStyle w:val="Heading3"/>
+      </w:pPr>
+      <w:r>
+        <w:rPr>
+          <w:rFonts w:ascii="Times New Roman" w:hAnsi="Times New Roman" w:eastAsia="黑体"/>
+          <w:b w:val="0"/>
+          <w:color w:val="888888"/>
+          <w:sz w:val="24"/>
+        </w:rPr>
+        <w:t>【C级·参考】</w:t>
+      </w:r>
+      <w:r>
+        <w:rPr>
+          <w:rFonts w:ascii="Times New Roman" w:hAnsi="Times New Roman" w:eastAsia="黑体"/>
+          <w:b w:val="0"/>
+          <w:color w:val="888888"/>
+          <w:sz w:val="24"/>
+        </w:rPr>
+        <w:t>网易《燕云十六声》Mac 原生版开放先行体验，苹果 M3 Max 稳定 120 帧</w:t>
+      </w:r>
+    </w:p>
+    <w:p>
+      <w:r>
+        <w:rPr>
+          <w:rFonts w:ascii="Times New Roman" w:hAnsi="Times New Roman" w:eastAsia="宋体"/>
+          <w:color w:val="888888"/>
+          <w:sz w:val="18"/>
+        </w:rPr>
+        <w:t>来源:IT之家 | 时间:08-20 17:04</w:t>
+      </w:r>
+    </w:p>
+    <w:p>
+      <w:r>
+        <w:rPr>
+          <w:rFonts w:ascii="Times New Roman" w:hAnsi="Times New Roman" w:eastAsia="宋体"/>
+          <w:sz w:val="18"/>
+        </w:rPr>
+        <w:t>链接:</w:t>
+      </w:r>
+      <w:hyperlink r:id="rId27">
+        <w:r>
+          <w:rPr>
+            <w:color w:val="0563C1"/>
+            <w:u w:val="single"/>
+          </w:rPr>
+          <w:t>网易《燕云十六声》Mac 原生版开放先行体验，苹果 M3 Max 稳定 120 帧</w:t>
+        </w:r>
+      </w:hyperlink>
+    </w:p>
+    <w:p>
+      <w:pPr>
+        <w:pStyle w:val="Heading3"/>
+      </w:pPr>
+      <w:r>
+        <w:rPr>
+          <w:rFonts w:ascii="Times New Roman" w:hAnsi="Times New Roman" w:eastAsia="黑体"/>
+          <w:b w:val="0"/>
+          <w:color w:val="888888"/>
+          <w:sz w:val="24"/>
+        </w:rPr>
+        <w:t>【C级·参考】</w:t>
+      </w:r>
+      <w:r>
+        <w:rPr>
+          <w:rFonts w:ascii="Times New Roman" w:hAnsi="Times New Roman" w:eastAsia="黑体"/>
+          <w:b w:val="0"/>
+          <w:color w:val="888888"/>
+          <w:sz w:val="24"/>
+        </w:rPr>
         <w:t>消息称《GTA6》首批媒体预览评测将于 8 月 27 日解禁，游戏前瞻预告片同一天推出</w:t>
       </w:r>
     </w:p>
@@ -1011,7 +1113,7 @@
         </w:rPr>
         <w:t>链接:</w:t>
       </w:r>
-      <w:hyperlink r:id="rId26">
+      <w:hyperlink r:id="rId28">
         <w:r>
           <w:rPr>
             <w:color w:val="0563C1"/>
@@ -1062,7 +1164,7 @@
         </w:rPr>
         <w:t>链接:</w:t>
       </w:r>
-      <w:hyperlink r:id="rId27">
+      <w:hyperlink r:id="rId29">
         <w:r>
           <w:rPr>
             <w:color w:val="0563C1"/>
@@ -1092,7 +1194,7 @@
           <w:color w:val="888888"/>
           <w:sz w:val="24"/>
         </w:rPr>
-        <w:t>网易云 2026 财年上半年归母净利润 8.09 亿元，同比下降 57%</w:t>
+        <w:t>网易云音乐 2026 财年上半年归母净利润 8.09 亿元，同比下降 57%</w:t>
       </w:r>
     </w:p>
     <w:p>
@@ -1113,13 +1215,13 @@
         </w:rPr>
         <w:t>链接:</w:t>
       </w:r>
-      <w:hyperlink r:id="rId28">
+      <w:hyperlink r:id="rId30">
         <w:r>
           <w:rPr>
             <w:color w:val="0563C1"/>
             <w:u w:val="single"/>
           </w:rPr>
-          <w:t>网易云 2026 财年上半年归母净利润 8.09 亿元，同比下降 57%</w:t>
+          <w:t>网易云音乐 2026 财年上半年归母净利润 8.09 亿元，同比下降 57%</w:t>
         </w:r>
       </w:hyperlink>
     </w:p>
@@ -1164,7 +1266,7 @@
         </w:rPr>
         <w:t>链接:</w:t>
       </w:r>
-      <w:hyperlink r:id="rId29">
+      <w:hyperlink r:id="rId31">
         <w:r>
           <w:rPr>
             <w:color w:val="0563C1"/>
@@ -1215,166 +1317,13 @@
         </w:rPr>
         <w:t>链接:</w:t>
       </w:r>
-      <w:hyperlink r:id="rId30">
+      <w:hyperlink r:id="rId32">
         <w:r>
           <w:rPr>
             <w:color w:val="0563C1"/>
             <w:u w:val="single"/>
           </w:rPr>
           <w:t>《GTA 6》实机画面曝光游戏海量细节：玩家业力系统、车辆储物 / 加油、NPC 对话、六星通缉...</w:t>
-        </w:r>
-      </w:hyperlink>
-    </w:p>
-    <w:p>
-      <w:pPr>
-        <w:pStyle w:val="Heading3"/>
-      </w:pPr>
-      <w:r>
-        <w:rPr>
-          <w:rFonts w:ascii="Times New Roman" w:hAnsi="Times New Roman" w:eastAsia="黑体"/>
-          <w:b w:val="0"/>
-          <w:color w:val="888888"/>
-          <w:sz w:val="24"/>
-        </w:rPr>
-        <w:t>【C级·参考】</w:t>
-      </w:r>
-      <w:r>
-        <w:rPr>
-          <w:rFonts w:ascii="Times New Roman" w:hAnsi="Times New Roman" w:eastAsia="黑体"/>
-          <w:b w:val="0"/>
-          <w:color w:val="888888"/>
-          <w:sz w:val="24"/>
-        </w:rPr>
-        <w:t>Cyberleek 曝光《GTA6》更多游戏实机画面，外媒指出黑客相应举动实为推广加密货币敛财</w:t>
-      </w:r>
-    </w:p>
-    <w:p>
-      <w:r>
-        <w:rPr>
-          <w:rFonts w:ascii="Times New Roman" w:hAnsi="Times New Roman" w:eastAsia="宋体"/>
-          <w:color w:val="888888"/>
-          <w:sz w:val="18"/>
-        </w:rPr>
-        <w:t>来源:IT之家 | 时间:08-20 15:00</w:t>
-      </w:r>
-    </w:p>
-    <w:p>
-      <w:r>
-        <w:rPr>
-          <w:rFonts w:ascii="Times New Roman" w:hAnsi="Times New Roman" w:eastAsia="宋体"/>
-          <w:sz w:val="18"/>
-        </w:rPr>
-        <w:t>链接:</w:t>
-      </w:r>
-      <w:hyperlink r:id="rId31">
-        <w:r>
-          <w:rPr>
-            <w:color w:val="0563C1"/>
-            <w:u w:val="single"/>
-          </w:rPr>
-          <w:t>Cyberleek 曝光《GTA6》更多游戏实机画面，外媒指出黑客相应举动实为推广加密货币敛财</w:t>
-        </w:r>
-      </w:hyperlink>
-    </w:p>
-    <w:p>
-      <w:pPr>
-        <w:pStyle w:val="Heading3"/>
-      </w:pPr>
-      <w:r>
-        <w:rPr>
-          <w:rFonts w:ascii="Times New Roman" w:hAnsi="Times New Roman" w:eastAsia="黑体"/>
-          <w:b w:val="0"/>
-          <w:color w:val="888888"/>
-          <w:sz w:val="24"/>
-        </w:rPr>
-        <w:t>【C级·参考】</w:t>
-      </w:r>
-      <w:r>
-        <w:rPr>
-          <w:rFonts w:ascii="Times New Roman" w:hAnsi="Times New Roman" w:eastAsia="黑体"/>
-          <w:b w:val="0"/>
-          <w:color w:val="888888"/>
-          <w:sz w:val="24"/>
-        </w:rPr>
-        <w:t>Steam 喜加一：7.99 欧元赛车拼装游戏《Screw Drivers》免费领</w:t>
-      </w:r>
-    </w:p>
-    <w:p>
-      <w:r>
-        <w:rPr>
-          <w:rFonts w:ascii="Times New Roman" w:hAnsi="Times New Roman" w:eastAsia="宋体"/>
-          <w:color w:val="888888"/>
-          <w:sz w:val="18"/>
-        </w:rPr>
-        <w:t>来源:IT之家 | 时间:08-20 14:52</w:t>
-      </w:r>
-    </w:p>
-    <w:p>
-      <w:r>
-        <w:rPr>
-          <w:rFonts w:ascii="Times New Roman" w:hAnsi="Times New Roman" w:eastAsia="宋体"/>
-          <w:sz w:val="18"/>
-        </w:rPr>
-        <w:t>链接:</w:t>
-      </w:r>
-      <w:hyperlink r:id="rId32">
-        <w:r>
-          <w:rPr>
-            <w:color w:val="0563C1"/>
-            <w:u w:val="single"/>
-          </w:rPr>
-          <w:t>Steam 喜加一：7.99 欧元赛车拼装游戏《Screw Drivers》免费领</w:t>
-        </w:r>
-      </w:hyperlink>
-    </w:p>
-    <w:p>
-      <w:pPr>
-        <w:pStyle w:val="Heading3"/>
-      </w:pPr>
-      <w:r>
-        <w:rPr>
-          <w:rFonts w:ascii="Times New Roman" w:hAnsi="Times New Roman" w:eastAsia="黑体"/>
-          <w:b w:val="0"/>
-          <w:color w:val="888888"/>
-          <w:sz w:val="24"/>
-        </w:rPr>
-        <w:t>【C级·参考】</w:t>
-      </w:r>
-      <w:r>
-        <w:rPr>
-          <w:rFonts w:ascii="Times New Roman" w:hAnsi="Times New Roman" w:eastAsia="黑体"/>
-          <w:b w:val="0"/>
-          <w:color w:val="888888"/>
-          <w:sz w:val="24"/>
-        </w:rPr>
-        <w:t>Epic 喜加一：原价 15 元休闲游戏《Grow &amp; Go：Cozy Deliveries》免费领</w:t>
-      </w:r>
-    </w:p>
-    <w:p>
-      <w:r>
-        <w:rPr>
-          <w:rFonts w:ascii="Times New Roman" w:hAnsi="Times New Roman" w:eastAsia="宋体"/>
-          <w:color w:val="888888"/>
-          <w:sz w:val="18"/>
-        </w:rPr>
-        <w:t>来源:IT之家 | 时间:08-20 14:47</w:t>
-      </w:r>
-    </w:p>
-    <w:p>
-      <w:r>
-        <w:rPr>
-          <w:rFonts w:ascii="Times New Roman" w:hAnsi="Times New Roman" w:eastAsia="宋体"/>
-          <w:sz w:val="18"/>
-        </w:rPr>
-        <w:t>链接:</w:t>
-      </w:r>
-      <w:hyperlink r:id="rId33">
-        <w:r>
-          <w:rPr>
-            <w:color w:val="0563C1"/>
-            <w:u w:val="single"/>
-          </w:rPr>
-          <w:t>Epic 喜加一：原价 15 元休闲游戏《Grow &amp; Go：Cozy Deliveries》免费领</w:t>
         </w:r>
       </w:hyperlink>
     </w:p>
@@ -1419,7 +1368,7 @@
         </w:rPr>
         <w:t>链接:</w:t>
       </w:r>
-      <w:hyperlink r:id="rId34">
+      <w:hyperlink r:id="rId33">
         <w:r>
           <w:rPr>
             <w:color w:val="0563C1"/>
@@ -1470,7 +1419,7 @@
         </w:rPr>
         <w:t>链接:</w:t>
       </w:r>
-      <w:hyperlink r:id="rId35">
+      <w:hyperlink r:id="rId34">
         <w:r>
           <w:rPr>
             <w:color w:val="0563C1"/>
@@ -1521,7 +1470,7 @@
         </w:rPr>
         <w:t>链接:</w:t>
       </w:r>
-      <w:hyperlink r:id="rId36">
+      <w:hyperlink r:id="rId35">
         <w:r>
           <w:rPr>
             <w:color w:val="0563C1"/>
@@ -1572,13 +1521,64 @@
         </w:rPr>
         <w:t>链接:</w:t>
       </w:r>
+      <w:hyperlink r:id="rId36">
+        <w:r>
+          <w:rPr>
+            <w:color w:val="0563C1"/>
+            <w:u w:val="single"/>
+          </w:rPr>
+          <w:t>《深空之眼》停更，勇仕网络上半年亏损478万：4款新游戏研发中</w:t>
+        </w:r>
+      </w:hyperlink>
+    </w:p>
+    <w:p>
+      <w:pPr>
+        <w:pStyle w:val="Heading3"/>
+      </w:pPr>
+      <w:r>
+        <w:rPr>
+          <w:rFonts w:ascii="Times New Roman" w:hAnsi="Times New Roman" w:eastAsia="黑体"/>
+          <w:b w:val="0"/>
+          <w:color w:val="888888"/>
+          <w:sz w:val="24"/>
+        </w:rPr>
+        <w:t>【C级·参考】</w:t>
+      </w:r>
+      <w:r>
+        <w:rPr>
+          <w:rFonts w:ascii="Times New Roman" w:hAnsi="Times New Roman" w:eastAsia="黑体"/>
+          <w:b w:val="0"/>
+          <w:color w:val="888888"/>
+          <w:sz w:val="24"/>
+        </w:rPr>
+        <w:t>新套路来了！“低配二游”创造月收入3000万奇迹，打通“漫剧+玩游戏”致富路？</w:t>
+      </w:r>
+    </w:p>
+    <w:p>
+      <w:r>
+        <w:rPr>
+          <w:rFonts w:ascii="Times New Roman" w:hAnsi="Times New Roman" w:eastAsia="宋体"/>
+          <w:color w:val="888888"/>
+          <w:sz w:val="18"/>
+        </w:rPr>
+        <w:t>来源:GameLook | 时间:08-19 10:59</w:t>
+      </w:r>
+    </w:p>
+    <w:p>
+      <w:r>
+        <w:rPr>
+          <w:rFonts w:ascii="Times New Roman" w:hAnsi="Times New Roman" w:eastAsia="宋体"/>
+          <w:sz w:val="18"/>
+        </w:rPr>
+        <w:t>链接:</w:t>
+      </w:r>
       <w:hyperlink r:id="rId37">
         <w:r>
           <w:rPr>
             <w:color w:val="0563C1"/>
             <w:u w:val="single"/>
           </w:rPr>
-          <w:t>《深空之眼》停更，勇仕网络上半年亏损478万：4款新游戏研发中</w:t>
+          <w:t>新套路来了！“低配二游”创造月收入3000万奇迹，打通“漫剧+玩游戏”致富路？</w:t>
         </w:r>
       </w:hyperlink>
     </w:p>
@@ -1671,7 +1671,7 @@
           <w:rFonts w:ascii="Times New Roman" w:hAnsi="Times New Roman" w:eastAsia="宋体"/>
           <w:sz w:val="18"/>
         </w:rPr>
-        <w:t>IT之家(60)、GameLook(13)、HackerNews(8)、Bing新闻(5)</w:t>
+        <w:t>IT之家(60)、GameLook(13)、HackerNews(9)、Bing新闻(3)</w:t>
       </w:r>
     </w:p>
     <w:p>
